--- a/ผลลัพธ์เอกสาร/บทที่ 1.docx
+++ b/ผลลัพธ์เอกสาร/บทที่ 1.docx
@@ -734,7 +734,39 @@
           <w:color w:val="000000"/>
           <w:lang w:val="th-TH" w:eastAsia="th-TH" w:bidi="th-TH"/>
         </w:rPr>
-        <w:t xml:space="preserve"> และ Machine Learning เพื่อสนับสนุนการสื่อสารอย่างมีขอบเขตและตรวจสอบได้</w:t>
+        <w:t xml:space="preserve"> และ </w:t>
+      </w:r>
+      <w:proofErr w:type="spellStart"/>
+      <w:r>
+        <w:rPr>
+          <w:color w:val="000000"/>
+          <w:lang w:val="th-TH" w:eastAsia="th-TH" w:bidi="th-TH"/>
+        </w:rPr>
+        <w:t>Machine</w:t>
+      </w:r>
+      <w:proofErr w:type="spellEnd"/>
+      <w:r>
+        <w:rPr>
+          <w:color w:val="000000"/>
+          <w:lang w:val="th-TH" w:eastAsia="th-TH" w:bidi="th-TH"/>
+        </w:rPr>
+        <w:t xml:space="preserve"> </w:t>
+      </w:r>
+      <w:proofErr w:type="spellStart"/>
+      <w:r>
+        <w:rPr>
+          <w:color w:val="000000"/>
+          <w:lang w:val="th-TH" w:eastAsia="th-TH" w:bidi="th-TH"/>
+        </w:rPr>
+        <w:t>Learning</w:t>
+      </w:r>
+      <w:proofErr w:type="spellEnd"/>
+      <w:r>
+        <w:rPr>
+          <w:color w:val="000000"/>
+          <w:lang w:val="th-TH" w:eastAsia="th-TH" w:bidi="th-TH"/>
+        </w:rPr>
+        <w:t xml:space="preserve"> เพื่อสนับสนุนการสื่อสารอย่างมีขอบเขตและตรวจสอบได้</w:t>
       </w:r>
     </w:p>
     <w:p>
@@ -1930,7 +1962,6 @@
             <w:pPr>
               <w:spacing w:after="0"/>
               <w:ind w:firstLine="0"/>
-              <w:jc w:val="center"/>
             </w:pPr>
             <w:r>
               <w:rPr>
@@ -2376,7 +2407,7 @@
     <w:p>
       <w:pPr>
         <w:keepLines/>
-        <w:ind w:left="709" w:hanging="709"/>
+        <w:ind w:left="709" w:firstLine="0"/>
       </w:pPr>
       <w:r>
         <w:rPr>
@@ -2397,7 +2428,7 @@
     <w:p>
       <w:pPr>
         <w:keepLines/>
-        <w:ind w:left="709" w:hanging="709"/>
+        <w:ind w:left="709" w:firstLine="0"/>
       </w:pPr>
       <w:r>
         <w:rPr>
@@ -2418,7 +2449,7 @@
     <w:p>
       <w:pPr>
         <w:keepLines/>
-        <w:ind w:left="709" w:hanging="709"/>
+        <w:ind w:left="709" w:firstLine="0"/>
       </w:pPr>
       <w:r>
         <w:rPr>
@@ -2439,7 +2470,7 @@
     <w:p>
       <w:pPr>
         <w:keepLines/>
-        <w:ind w:left="709" w:hanging="709"/>
+        <w:ind w:left="709" w:firstLine="0"/>
       </w:pPr>
       <w:r>
         <w:rPr>
@@ -2460,7 +2491,7 @@
     <w:p>
       <w:pPr>
         <w:keepLines/>
-        <w:ind w:left="709" w:hanging="709"/>
+        <w:ind w:left="709" w:firstLine="0"/>
       </w:pPr>
       <w:r>
         <w:rPr>
@@ -2481,7 +2512,7 @@
     <w:p>
       <w:pPr>
         <w:keepLines/>
-        <w:ind w:left="709" w:hanging="709"/>
+        <w:ind w:left="709" w:firstLine="0"/>
       </w:pPr>
       <w:r>
         <w:rPr>
@@ -2503,7 +2534,7 @@
     <w:p>
       <w:pPr>
         <w:keepLines/>
-        <w:ind w:left="709" w:hanging="709"/>
+        <w:ind w:left="709" w:firstLine="0"/>
       </w:pPr>
       <w:r>
         <w:rPr>
@@ -2524,7 +2555,7 @@
     <w:p>
       <w:pPr>
         <w:keepLines/>
-        <w:ind w:left="709" w:hanging="709"/>
+        <w:ind w:left="709" w:firstLine="0"/>
       </w:pPr>
       <w:r>
         <w:rPr>
@@ -2544,24 +2575,10 @@
     </w:p>
     <w:p>
       <w:pPr>
-        <w:pStyle w:val="1"/>
-      </w:pPr>
-      <w:r>
         <w:rPr>
-          <w:rFonts w:ascii="TH Sarabun New" w:eastAsia="TH Sarabun New" w:hAnsi="TH Sarabun New" w:cs="TH Sarabun New"/>
-          <w:lang w:val="th-TH" w:eastAsia="th-TH" w:bidi="th-TH"/>
+          <w:lang w:bidi="th-TH"/>
         </w:rPr>
-        <w:t>1.9 โครงสร้างของรายงาน</w:t>
-      </w:r>
-    </w:p>
-    <w:p>
-      <w:r>
-        <w:rPr>
-          <w:color w:val="000000"/>
-          <w:lang w:val="th-TH" w:eastAsia="th-TH" w:bidi="th-TH"/>
-        </w:rPr>
-        <w:t>รายงานโครงงานแบ่งเป็น 5 บท ได้แก่ บทที่ 1 บทนำ บทที่ 2 ความรู้พื้นฐานและงานที่เกี่ยวข้อง บทที่ 3 วิธีดำเนินการและการออกแบบระบบ บทที่ 4 ผลการพัฒนาและผลการประเมิน และบทที่ 5 สรุปผล อภิปรายผล ข้อจำกัด และข้อเสนอแนะ การแยกเนื้อหาเช่นนี้ช่วยให้วัตถุประสงค์ วิธีทดลอง ผลลัพธ์ และข้อสรุปสามารถตรวจสอบย้อนกลับถึงกันได้</w:t>
-      </w:r>
+      </w:pPr>
     </w:p>
     <w:sectPr>
       <w:headerReference w:type="default" r:id="rId8"/>
